--- a/러시아 인권변호사/2부/2부_6화_올가의_구금.docx
+++ b/러시아 인권변호사/2부/2부_6화_올가의_구금.docx
@@ -213,6 +213,177 @@
       <w:r>
         <w:rPr>
           <w:rFonts w:ascii="Times New Roman" w:hAnsi="Times New Roman" w:eastAsia="Malgun Gothic"/>
+          <w:b/>
+          <w:i w:val="0"/>
+          <w:sz w:val="22"/>
+        </w:rPr>
+        <w:t xml:space="preserve">Михаил: </w:t>
+      </w:r>
+      <w:r>
+        <w:rPr>
+          <w:rFonts w:ascii="Times New Roman" w:hAnsi="Times New Roman" w:eastAsia="Malgun Gothic"/>
+          <w:b w:val="0"/>
+          <w:i w:val="0"/>
+          <w:sz w:val="22"/>
+        </w:rPr>
+        <w:t>Сколько нас тут? Я со счёта сбился.</w:t>
+      </w:r>
+    </w:p>
+    <w:p>
+      <w:pPr>
+        <w:spacing w:before="0" w:after="110" w:line="300" w:lineRule="auto"/>
+      </w:pPr>
+      <w:r>
+        <w:rPr>
+          <w:rFonts w:ascii="Times New Roman" w:hAnsi="Times New Roman" w:eastAsia="Malgun Gothic"/>
+          <w:b/>
+          <w:i w:val="0"/>
+          <w:sz w:val="22"/>
+        </w:rPr>
+        <w:t xml:space="preserve">Ольга: </w:t>
+      </w:r>
+      <w:r>
+        <w:rPr>
+          <w:rFonts w:ascii="Times New Roman" w:hAnsi="Times New Roman" w:eastAsia="Malgun Gothic"/>
+          <w:b w:val="0"/>
+          <w:i w:val="0"/>
+          <w:sz w:val="22"/>
+        </w:rPr>
+        <w:t>Тридцать два человека. Половина — ваши внуки и правнуки, Михаил Егорович.</w:t>
+      </w:r>
+    </w:p>
+    <w:p>
+      <w:pPr>
+        <w:spacing w:before="0" w:after="110" w:line="300" w:lineRule="auto"/>
+      </w:pPr>
+      <w:r>
+        <w:rPr>
+          <w:rFonts w:ascii="Times New Roman" w:hAnsi="Times New Roman" w:eastAsia="Malgun Gothic"/>
+          <w:b/>
+          <w:i w:val="0"/>
+          <w:sz w:val="22"/>
+        </w:rPr>
+        <w:t xml:space="preserve">Михаил: </w:t>
+      </w:r>
+      <w:r>
+        <w:rPr>
+          <w:rFonts w:ascii="Times New Roman" w:hAnsi="Times New Roman" w:eastAsia="Malgun Gothic"/>
+          <w:b w:val="0"/>
+          <w:i/>
+          <w:color w:val="555555"/>
+          <w:sz w:val="22"/>
+        </w:rPr>
+        <w:t>(смотрит на молодёжь)</w:t>
+      </w:r>
+      <w:r>
+        <w:rPr>
+          <w:rFonts w:ascii="Times New Roman" w:hAnsi="Times New Roman" w:eastAsia="Malgun Gothic"/>
+          <w:b w:val="0"/>
+          <w:i w:val="0"/>
+          <w:sz w:val="22"/>
+        </w:rPr>
+        <w:t xml:space="preserve"> Пусть видят. Потом детям своим расскажут, как стояли.</w:t>
+      </w:r>
+    </w:p>
+    <w:p>
+      <w:pPr>
+        <w:spacing w:before="0" w:after="110" w:line="300" w:lineRule="auto"/>
+      </w:pPr>
+      <w:r>
+        <w:rPr>
+          <w:rFonts w:ascii="Times New Roman" w:hAnsi="Times New Roman" w:eastAsia="Malgun Gothic"/>
+          <w:b/>
+          <w:i w:val="0"/>
+          <w:sz w:val="22"/>
+        </w:rPr>
+        <w:t xml:space="preserve">Ольга: </w:t>
+      </w:r>
+      <w:r>
+        <w:rPr>
+          <w:rFonts w:ascii="Times New Roman" w:hAnsi="Times New Roman" w:eastAsia="Malgun Gothic"/>
+          <w:b w:val="0"/>
+          <w:i w:val="0"/>
+          <w:sz w:val="22"/>
+        </w:rPr>
+        <w:t>Лишь бы рассказывали про то, как стояли, а не про то, как их разгоняли.</w:t>
+      </w:r>
+    </w:p>
+    <w:p>
+      <w:pPr>
+        <w:spacing w:before="0" w:after="110" w:line="300" w:lineRule="auto"/>
+      </w:pPr>
+      <w:r>
+        <w:rPr>
+          <w:rFonts w:ascii="Times New Roman" w:hAnsi="Times New Roman" w:eastAsia="Malgun Gothic"/>
+          <w:b/>
+          <w:i w:val="0"/>
+          <w:sz w:val="22"/>
+        </w:rPr>
+        <w:t xml:space="preserve">Михаил: </w:t>
+      </w:r>
+      <w:r>
+        <w:rPr>
+          <w:rFonts w:ascii="Times New Roman" w:hAnsi="Times New Roman" w:eastAsia="Malgun Gothic"/>
+          <w:b w:val="0"/>
+          <w:i w:val="0"/>
+          <w:sz w:val="22"/>
+        </w:rPr>
+        <w:t>А это уж как получится. Лес у нас старый, он и не такое помнит.</w:t>
+      </w:r>
+    </w:p>
+    <w:p>
+      <w:pPr>
+        <w:spacing w:before="0" w:after="110" w:line="300" w:lineRule="auto"/>
+      </w:pPr>
+      <w:r>
+        <w:rPr>
+          <w:rFonts w:ascii="Times New Roman" w:hAnsi="Times New Roman" w:eastAsia="Malgun Gothic"/>
+          <w:b/>
+          <w:i w:val="0"/>
+          <w:sz w:val="22"/>
+        </w:rPr>
+        <w:t xml:space="preserve">Ольга: </w:t>
+      </w:r>
+      <w:r>
+        <w:rPr>
+          <w:rFonts w:ascii="Times New Roman" w:hAnsi="Times New Roman" w:eastAsia="Malgun Gothic"/>
+          <w:b w:val="0"/>
+          <w:i w:val="0"/>
+          <w:sz w:val="22"/>
+        </w:rPr>
+        <w:t>Телефоны у всех заряжены? Снимайте всё, но сами под колёса не лезьте.</w:t>
+      </w:r>
+    </w:p>
+    <w:p>
+      <w:pPr>
+        <w:spacing w:before="0" w:after="110" w:line="300" w:lineRule="auto"/>
+      </w:pPr>
+      <w:r>
+        <w:rPr>
+          <w:rFonts w:ascii="Times New Roman" w:hAnsi="Times New Roman" w:eastAsia="Malgun Gothic"/>
+          <w:b/>
+          <w:i w:val="0"/>
+          <w:sz w:val="22"/>
+        </w:rPr>
+        <w:t xml:space="preserve">Михаил: </w:t>
+      </w:r>
+      <w:r>
+        <w:rPr>
+          <w:rFonts w:ascii="Times New Roman" w:hAnsi="Times New Roman" w:eastAsia="Malgun Gothic"/>
+          <w:b w:val="0"/>
+          <w:i w:val="0"/>
+          <w:sz w:val="22"/>
+        </w:rPr>
+        <w:t>Внук с утра заряжал. Говорит, на весь день хватит.</w:t>
+      </w:r>
+    </w:p>
+    <w:p>
+      <w:pPr>
+        <w:spacing w:before="0" w:after="110" w:line="300" w:lineRule="auto"/>
+      </w:pPr>
+      <w:r>
+        <w:rPr>
+          <w:rFonts w:ascii="Times New Roman" w:hAnsi="Times New Roman" w:eastAsia="Malgun Gothic"/>
           <w:b w:val="0"/>
           <w:i/>
           <w:color w:val="555555"/>
@@ -372,7 +543,128 @@
           <w:i w:val="0"/>
           <w:sz w:val="22"/>
         </w:rPr>
-        <w:t>Тогда вопрос к вам: вы готовы применить силу против мирных жителей, стоящих на собственной земле, ради компании, которая нарушает закон?</w:t>
+        <w:t xml:space="preserve">Тогда вопрос к вам: вы готовы применить силу против мирных жителей, стоящих на собственной земле, ради компании, которая нарушает закон? </w:t>
+      </w:r>
+      <w:r>
+        <w:rPr>
+          <w:rFonts w:ascii="Times New Roman" w:hAnsi="Times New Roman" w:eastAsia="Malgun Gothic"/>
+          <w:b w:val="0"/>
+          <w:i/>
+          <w:color w:val="555555"/>
+          <w:sz w:val="22"/>
+        </w:rPr>
+        <w:t>(протягивает ему копию определения)</w:t>
+      </w:r>
+      <w:r>
+        <w:rPr>
+          <w:rFonts w:ascii="Times New Roman" w:hAnsi="Times New Roman" w:eastAsia="Malgun Gothic"/>
+          <w:b w:val="0"/>
+          <w:i w:val="0"/>
+          <w:sz w:val="22"/>
+        </w:rPr>
+        <w:t xml:space="preserve"> Вот. Прочитайте хотя бы первую страницу. Там печать и подпись судьи.</w:t>
+      </w:r>
+    </w:p>
+    <w:p>
+      <w:pPr>
+        <w:spacing w:before="0" w:after="110" w:line="300" w:lineRule="auto"/>
+      </w:pPr>
+      <w:r>
+        <w:rPr>
+          <w:rFonts w:ascii="Times New Roman" w:hAnsi="Times New Roman" w:eastAsia="Malgun Gothic"/>
+          <w:b/>
+          <w:i w:val="0"/>
+          <w:sz w:val="22"/>
+        </w:rPr>
+        <w:t xml:space="preserve">Тимченко: </w:t>
+      </w:r>
+      <w:r>
+        <w:rPr>
+          <w:rFonts w:ascii="Times New Roman" w:hAnsi="Times New Roman" w:eastAsia="Malgun Gothic"/>
+          <w:b w:val="0"/>
+          <w:i/>
+          <w:color w:val="555555"/>
+          <w:sz w:val="22"/>
+        </w:rPr>
+        <w:t>(не берёт бумагу)</w:t>
+      </w:r>
+      <w:r>
+        <w:rPr>
+          <w:rFonts w:ascii="Times New Roman" w:hAnsi="Times New Roman" w:eastAsia="Malgun Gothic"/>
+          <w:b w:val="0"/>
+          <w:i w:val="0"/>
+          <w:sz w:val="22"/>
+        </w:rPr>
+        <w:t xml:space="preserve"> Мне читать некогда. У меня приказ.</w:t>
+      </w:r>
+    </w:p>
+    <w:p>
+      <w:pPr>
+        <w:spacing w:before="0" w:after="110" w:line="300" w:lineRule="auto"/>
+      </w:pPr>
+      <w:r>
+        <w:rPr>
+          <w:rFonts w:ascii="Times New Roman" w:hAnsi="Times New Roman" w:eastAsia="Malgun Gothic"/>
+          <w:b/>
+          <w:i w:val="0"/>
+          <w:sz w:val="22"/>
+        </w:rPr>
+        <w:t xml:space="preserve">Михаил: </w:t>
+      </w:r>
+      <w:r>
+        <w:rPr>
+          <w:rFonts w:ascii="Times New Roman" w:hAnsi="Times New Roman" w:eastAsia="Malgun Gothic"/>
+          <w:b w:val="0"/>
+          <w:i w:val="0"/>
+          <w:sz w:val="22"/>
+        </w:rPr>
+        <w:t>А кто приказ подписал, сынок? Тоже судья?</w:t>
+      </w:r>
+    </w:p>
+    <w:p>
+      <w:pPr>
+        <w:spacing w:before="0" w:after="110" w:line="300" w:lineRule="auto"/>
+      </w:pPr>
+      <w:r>
+        <w:rPr>
+          <w:rFonts w:ascii="Times New Roman" w:hAnsi="Times New Roman" w:eastAsia="Malgun Gothic"/>
+          <w:b/>
+          <w:i w:val="0"/>
+          <w:sz w:val="22"/>
+        </w:rPr>
+        <w:t xml:space="preserve">Тимченко: </w:t>
+      </w:r>
+      <w:r>
+        <w:rPr>
+          <w:rFonts w:ascii="Times New Roman" w:hAnsi="Times New Roman" w:eastAsia="Malgun Gothic"/>
+          <w:b w:val="0"/>
+          <w:i w:val="0"/>
+          <w:sz w:val="22"/>
+        </w:rPr>
+        <w:t>Отец, отойдите в сторону. Вас это не касается.</w:t>
+      </w:r>
+    </w:p>
+    <w:p>
+      <w:pPr>
+        <w:spacing w:before="0" w:after="110" w:line="300" w:lineRule="auto"/>
+      </w:pPr>
+      <w:r>
+        <w:rPr>
+          <w:rFonts w:ascii="Times New Roman" w:hAnsi="Times New Roman" w:eastAsia="Malgun Gothic"/>
+          <w:b/>
+          <w:i w:val="0"/>
+          <w:sz w:val="22"/>
+        </w:rPr>
+        <w:t xml:space="preserve">Михаил: </w:t>
+      </w:r>
+      <w:r>
+        <w:rPr>
+          <w:rFonts w:ascii="Times New Roman" w:hAnsi="Times New Roman" w:eastAsia="Malgun Gothic"/>
+          <w:b w:val="0"/>
+          <w:i w:val="0"/>
+          <w:sz w:val="22"/>
+        </w:rPr>
+        <w:t>Меня тут всё касается. Я тут родился.</w:t>
       </w:r>
     </w:p>
     <w:p>
@@ -523,7 +815,7 @@
           <w:i w:val="0"/>
           <w:sz w:val="22"/>
         </w:rPr>
-        <w:t xml:space="preserve">Михаил: </w:t>
+        <w:t xml:space="preserve">Тимченко: </w:t>
       </w:r>
       <w:r>
         <w:rPr>
@@ -532,30 +824,7 @@
           <w:i w:val="0"/>
           <w:sz w:val="22"/>
         </w:rPr>
-        <w:t>Ольгу Викторовну не трогайте! Она ничего плохого не сделала!</w:t>
-      </w:r>
-    </w:p>
-    <w:p>
-      <w:pPr>
-        <w:spacing w:before="0" w:after="110" w:line="300" w:lineRule="auto"/>
-      </w:pPr>
-      <w:r>
-        <w:rPr>
-          <w:rFonts w:ascii="Times New Roman" w:hAnsi="Times New Roman" w:eastAsia="Malgun Gothic"/>
-          <w:b/>
-          <w:i w:val="0"/>
-          <w:sz w:val="22"/>
-        </w:rPr>
-        <w:t xml:space="preserve">Тимченко: </w:t>
-      </w:r>
-      <w:r>
-        <w:rPr>
-          <w:rFonts w:ascii="Times New Roman" w:hAnsi="Times New Roman" w:eastAsia="Malgun Gothic"/>
-          <w:b w:val="0"/>
-          <w:i w:val="0"/>
-          <w:sz w:val="22"/>
-        </w:rPr>
-        <w:t>Спокойно, отец, а то и вас заберём.</w:t>
+        <w:t>Суд и оценит. Уводите.</w:t>
       </w:r>
     </w:p>
     <w:p>
@@ -579,7 +848,7 @@
           <w:color w:val="555555"/>
           <w:sz w:val="22"/>
         </w:rPr>
-        <w:t>(Михаилу, пока её уводят)</w:t>
+        <w:t>(на ходу, не оборачиваясь)</w:t>
       </w:r>
       <w:r>
         <w:rPr>
@@ -588,7 +857,109 @@
           <w:i w:val="0"/>
           <w:sz w:val="22"/>
         </w:rPr>
-        <w:t xml:space="preserve"> Михаил Егорович, звоните Орлову! Немедленно!</w:t>
+        <w:t xml:space="preserve"> Вы запомните этот день, капитан. Не потому, что я вам его испорчу. Потому что потом вам будет стыдно.</w:t>
+      </w:r>
+    </w:p>
+    <w:p>
+      <w:pPr>
+        <w:spacing w:before="0" w:after="110" w:line="300" w:lineRule="auto"/>
+      </w:pPr>
+      <w:r>
+        <w:rPr>
+          <w:rFonts w:ascii="Times New Roman" w:hAnsi="Times New Roman" w:eastAsia="Malgun Gothic"/>
+          <w:b/>
+          <w:i w:val="0"/>
+          <w:sz w:val="22"/>
+        </w:rPr>
+        <w:t xml:space="preserve">Михаил: </w:t>
+      </w:r>
+      <w:r>
+        <w:rPr>
+          <w:rFonts w:ascii="Times New Roman" w:hAnsi="Times New Roman" w:eastAsia="Malgun Gothic"/>
+          <w:b w:val="0"/>
+          <w:i w:val="0"/>
+          <w:sz w:val="22"/>
+        </w:rPr>
+        <w:t>Ольгу Викторовну не трогайте! Она ничего плохого не сделала!</w:t>
+      </w:r>
+    </w:p>
+    <w:p>
+      <w:pPr>
+        <w:spacing w:before="0" w:after="110" w:line="300" w:lineRule="auto"/>
+      </w:pPr>
+      <w:r>
+        <w:rPr>
+          <w:rFonts w:ascii="Times New Roman" w:hAnsi="Times New Roman" w:eastAsia="Malgun Gothic"/>
+          <w:b/>
+          <w:i w:val="0"/>
+          <w:sz w:val="22"/>
+        </w:rPr>
+        <w:t xml:space="preserve">Тимченко: </w:t>
+      </w:r>
+      <w:r>
+        <w:rPr>
+          <w:rFonts w:ascii="Times New Roman" w:hAnsi="Times New Roman" w:eastAsia="Malgun Gothic"/>
+          <w:b w:val="0"/>
+          <w:i w:val="0"/>
+          <w:sz w:val="22"/>
+        </w:rPr>
+        <w:t>Спокойно, отец, а то и вас заберём.</w:t>
+      </w:r>
+    </w:p>
+    <w:p>
+      <w:pPr>
+        <w:spacing w:before="0" w:after="110" w:line="300" w:lineRule="auto"/>
+      </w:pPr>
+      <w:r>
+        <w:rPr>
+          <w:rFonts w:ascii="Times New Roman" w:hAnsi="Times New Roman" w:eastAsia="Malgun Gothic"/>
+          <w:b/>
+          <w:i w:val="0"/>
+          <w:sz w:val="22"/>
+        </w:rPr>
+        <w:t xml:space="preserve">Михаил: </w:t>
+      </w:r>
+      <w:r>
+        <w:rPr>
+          <w:rFonts w:ascii="Times New Roman" w:hAnsi="Times New Roman" w:eastAsia="Malgun Gothic"/>
+          <w:b w:val="0"/>
+          <w:i w:val="0"/>
+          <w:sz w:val="22"/>
+        </w:rPr>
+        <w:t>Забирайте. Мне восемьдесят с лишним — чего мне бояться?</w:t>
+      </w:r>
+    </w:p>
+    <w:p>
+      <w:pPr>
+        <w:spacing w:before="0" w:after="110" w:line="300" w:lineRule="auto"/>
+      </w:pPr>
+      <w:r>
+        <w:rPr>
+          <w:rFonts w:ascii="Times New Roman" w:hAnsi="Times New Roman" w:eastAsia="Malgun Gothic"/>
+          <w:b/>
+          <w:i w:val="0"/>
+          <w:sz w:val="22"/>
+        </w:rPr>
+        <w:t xml:space="preserve">Ольга: </w:t>
+      </w:r>
+      <w:r>
+        <w:rPr>
+          <w:rFonts w:ascii="Times New Roman" w:hAnsi="Times New Roman" w:eastAsia="Malgun Gothic"/>
+          <w:b w:val="0"/>
+          <w:i/>
+          <w:color w:val="555555"/>
+          <w:sz w:val="22"/>
+        </w:rPr>
+        <w:t>(оборачивается, пока её уводят)</w:t>
+      </w:r>
+      <w:r>
+        <w:rPr>
+          <w:rFonts w:ascii="Times New Roman" w:hAnsi="Times New Roman" w:eastAsia="Malgun Gothic"/>
+          <w:b w:val="0"/>
+          <w:i w:val="0"/>
+          <w:sz w:val="22"/>
+        </w:rPr>
+        <w:t xml:space="preserve"> Михаил Егорович, не надо! Вы здесь нужнее. Кто-то должен всё видеть и всё запомнить. Звоните Орлову! Немедленно!</w:t>
       </w:r>
     </w:p>
     <w:p>
@@ -706,6 +1077,52 @@
           <w:i w:val="0"/>
           <w:sz w:val="22"/>
         </w:rPr>
+        <w:t>Её били? Хоть кого-нибудь били?</w:t>
+      </w:r>
+    </w:p>
+    <w:p>
+      <w:pPr>
+        <w:spacing w:before="0" w:after="110" w:line="300" w:lineRule="auto"/>
+      </w:pPr>
+      <w:r>
+        <w:rPr>
+          <w:rFonts w:ascii="Times New Roman" w:hAnsi="Times New Roman" w:eastAsia="Malgun Gothic"/>
+          <w:b/>
+          <w:i w:val="0"/>
+          <w:sz w:val="22"/>
+        </w:rPr>
+        <w:t xml:space="preserve">Михаил: </w:t>
+      </w:r>
+      <w:r>
+        <w:rPr>
+          <w:rFonts w:ascii="Times New Roman" w:hAnsi="Times New Roman" w:eastAsia="Malgun Gothic"/>
+          <w:b w:val="0"/>
+          <w:i w:val="0"/>
+          <w:sz w:val="22"/>
+        </w:rPr>
+        <w:t>Ольгу Викторовну — нет, под руки повели. Парня одного нашего толкнули в кювет. Живой, только куртку порвал.</w:t>
+      </w:r>
+    </w:p>
+    <w:p>
+      <w:pPr>
+        <w:spacing w:before="0" w:after="110" w:line="300" w:lineRule="auto"/>
+      </w:pPr>
+      <w:r>
+        <w:rPr>
+          <w:rFonts w:ascii="Times New Roman" w:hAnsi="Times New Roman" w:eastAsia="Malgun Gothic"/>
+          <w:b/>
+          <w:i w:val="0"/>
+          <w:sz w:val="22"/>
+        </w:rPr>
+        <w:t xml:space="preserve">Лёша: </w:t>
+      </w:r>
+      <w:r>
+        <w:rPr>
+          <w:rFonts w:ascii="Times New Roman" w:hAnsi="Times New Roman" w:eastAsia="Malgun Gothic"/>
+          <w:b w:val="0"/>
+          <w:i w:val="0"/>
+          <w:sz w:val="22"/>
+        </w:rPr>
         <w:t>Куда её повезли?</w:t>
       </w:r>
     </w:p>
@@ -809,6 +1226,62 @@
           <w:sz w:val="22"/>
         </w:rPr>
         <w:t>Знаю. Держитесь. И спасибо, что позвонили сразу.</w:t>
+      </w:r>
+    </w:p>
+    <w:p>
+      <w:pPr>
+        <w:spacing w:before="0" w:after="110" w:line="300" w:lineRule="auto"/>
+      </w:pPr>
+      <w:r>
+        <w:rPr>
+          <w:rFonts w:ascii="Times New Roman" w:hAnsi="Times New Roman" w:eastAsia="Malgun Gothic"/>
+          <w:b/>
+          <w:i w:val="0"/>
+          <w:sz w:val="22"/>
+        </w:rPr>
+        <w:t xml:space="preserve">Михаил: </w:t>
+      </w:r>
+      <w:r>
+        <w:rPr>
+          <w:rFonts w:ascii="Times New Roman" w:hAnsi="Times New Roman" w:eastAsia="Malgun Gothic"/>
+          <w:b w:val="0"/>
+          <w:i w:val="0"/>
+          <w:sz w:val="22"/>
+        </w:rPr>
+        <w:t>Алексей Николаевич… Она последнее, что крикнула, — ваше имя. Не своё, не «помогите» — ваше.</w:t>
+      </w:r>
+    </w:p>
+    <w:p>
+      <w:pPr>
+        <w:spacing w:before="0" w:after="110" w:line="300" w:lineRule="auto"/>
+      </w:pPr>
+      <w:r>
+        <w:rPr>
+          <w:rFonts w:ascii="Times New Roman" w:hAnsi="Times New Roman" w:eastAsia="Malgun Gothic"/>
+          <w:b/>
+          <w:i w:val="0"/>
+          <w:sz w:val="22"/>
+        </w:rPr>
+        <w:t xml:space="preserve">Лёша: </w:t>
+      </w:r>
+      <w:r>
+        <w:rPr>
+          <w:rFonts w:ascii="Times New Roman" w:hAnsi="Times New Roman" w:eastAsia="Malgun Gothic"/>
+          <w:b w:val="0"/>
+          <w:i/>
+          <w:color w:val="555555"/>
+          <w:sz w:val="22"/>
+        </w:rPr>
+        <w:t>(пауза)</w:t>
+      </w:r>
+      <w:r>
+        <w:rPr>
+          <w:rFonts w:ascii="Times New Roman" w:hAnsi="Times New Roman" w:eastAsia="Malgun Gothic"/>
+          <w:b w:val="0"/>
+          <w:i w:val="0"/>
+          <w:sz w:val="22"/>
+        </w:rPr>
+        <w:t xml:space="preserve"> Значит, я лечу не зря.</w:t>
       </w:r>
     </w:p>
     <w:p>
@@ -985,6 +1458,108 @@
           <w:i w:val="0"/>
           <w:sz w:val="22"/>
         </w:rPr>
+        <w:t>Алексей Николаевич, а если её не отпустят? Если до суда — СИЗО?</w:t>
+      </w:r>
+    </w:p>
+    <w:p>
+      <w:pPr>
+        <w:spacing w:before="0" w:after="110" w:line="300" w:lineRule="auto"/>
+      </w:pPr>
+      <w:r>
+        <w:rPr>
+          <w:rFonts w:ascii="Times New Roman" w:hAnsi="Times New Roman" w:eastAsia="Malgun Gothic"/>
+          <w:b/>
+          <w:i w:val="0"/>
+          <w:sz w:val="22"/>
+        </w:rPr>
+        <w:t xml:space="preserve">Лёша: </w:t>
+      </w:r>
+      <w:r>
+        <w:rPr>
+          <w:rFonts w:ascii="Times New Roman" w:hAnsi="Times New Roman" w:eastAsia="Malgun Gothic"/>
+          <w:b w:val="0"/>
+          <w:i w:val="0"/>
+          <w:sz w:val="22"/>
+        </w:rPr>
+        <w:t>Тогда будем ходить в СИЗО каждый день. Там, где был Виктор Петрович, я теперь знаю каждый коридор.</w:t>
+      </w:r>
+    </w:p>
+    <w:p>
+      <w:pPr>
+        <w:spacing w:before="0" w:after="110" w:line="300" w:lineRule="auto"/>
+      </w:pPr>
+      <w:r>
+        <w:rPr>
+          <w:rFonts w:ascii="Times New Roman" w:hAnsi="Times New Roman" w:eastAsia="Malgun Gothic"/>
+          <w:b/>
+          <w:i w:val="0"/>
+          <w:sz w:val="22"/>
+        </w:rPr>
+        <w:t xml:space="preserve">Катя: </w:t>
+      </w:r>
+      <w:r>
+        <w:rPr>
+          <w:rFonts w:ascii="Times New Roman" w:hAnsi="Times New Roman" w:eastAsia="Malgun Gothic"/>
+          <w:b w:val="0"/>
+          <w:i/>
+          <w:color w:val="555555"/>
+          <w:sz w:val="22"/>
+        </w:rPr>
+        <w:t>(тихо)</w:t>
+      </w:r>
+      <w:r>
+        <w:rPr>
+          <w:rFonts w:ascii="Times New Roman" w:hAnsi="Times New Roman" w:eastAsia="Malgun Gothic"/>
+          <w:b w:val="0"/>
+          <w:i w:val="0"/>
+          <w:sz w:val="22"/>
+        </w:rPr>
+        <w:t xml:space="preserve"> Это же то самое место…</w:t>
+      </w:r>
+    </w:p>
+    <w:p>
+      <w:pPr>
+        <w:spacing w:before="0" w:after="110" w:line="300" w:lineRule="auto"/>
+      </w:pPr>
+      <w:r>
+        <w:rPr>
+          <w:rFonts w:ascii="Times New Roman" w:hAnsi="Times New Roman" w:eastAsia="Malgun Gothic"/>
+          <w:b/>
+          <w:i w:val="0"/>
+          <w:sz w:val="22"/>
+        </w:rPr>
+        <w:t xml:space="preserve">Лёша: </w:t>
+      </w:r>
+      <w:r>
+        <w:rPr>
+          <w:rFonts w:ascii="Times New Roman" w:hAnsi="Times New Roman" w:eastAsia="Malgun Gothic"/>
+          <w:b w:val="0"/>
+          <w:i w:val="0"/>
+          <w:sz w:val="22"/>
+        </w:rPr>
+        <w:t>Поэтому её там не будет. Я сделаю всё, чтобы не было.</w:t>
+      </w:r>
+    </w:p>
+    <w:p>
+      <w:pPr>
+        <w:spacing w:before="0" w:after="110" w:line="300" w:lineRule="auto"/>
+      </w:pPr>
+      <w:r>
+        <w:rPr>
+          <w:rFonts w:ascii="Times New Roman" w:hAnsi="Times New Roman" w:eastAsia="Malgun Gothic"/>
+          <w:b/>
+          <w:i w:val="0"/>
+          <w:sz w:val="22"/>
+        </w:rPr>
+        <w:t xml:space="preserve">Катя: </w:t>
+      </w:r>
+      <w:r>
+        <w:rPr>
+          <w:rFonts w:ascii="Times New Roman" w:hAnsi="Times New Roman" w:eastAsia="Malgun Gothic"/>
+          <w:b w:val="0"/>
+          <w:i w:val="0"/>
+          <w:sz w:val="22"/>
+        </w:rPr>
         <w:t>А вы?</w:t>
       </w:r>
     </w:p>
@@ -1270,7 +1845,53 @@
           <w:i w:val="0"/>
           <w:sz w:val="22"/>
         </w:rPr>
-        <w:t xml:space="preserve"> Ахматова писала: «Я была тогда с моим народом, там, где мой народ, к несчастью, был». Мне, выходит, ещё повезло — я не одна там была бы.</w:t>
+        <w:t xml:space="preserve"> Ахматова писала: «Я была тогда с моим народом, там, где мой народ, к несчастью, был». У меня хотя бы свой выбор. У неё его не было.</w:t>
+      </w:r>
+    </w:p>
+    <w:p>
+      <w:pPr>
+        <w:spacing w:before="0" w:after="110" w:line="300" w:lineRule="auto"/>
+      </w:pPr>
+      <w:r>
+        <w:rPr>
+          <w:rFonts w:ascii="Times New Roman" w:hAnsi="Times New Roman" w:eastAsia="Malgun Gothic"/>
+          <w:b/>
+          <w:i w:val="0"/>
+          <w:sz w:val="22"/>
+        </w:rPr>
+        <w:t xml:space="preserve">Лёша: </w:t>
+      </w:r>
+      <w:r>
+        <w:rPr>
+          <w:rFonts w:ascii="Times New Roman" w:hAnsi="Times New Roman" w:eastAsia="Malgun Gothic"/>
+          <w:b w:val="0"/>
+          <w:i w:val="0"/>
+          <w:sz w:val="22"/>
+        </w:rPr>
+        <w:t>Не шутите так, Ольга Викторовна.</w:t>
+      </w:r>
+    </w:p>
+    <w:p>
+      <w:pPr>
+        <w:spacing w:before="0" w:after="110" w:line="300" w:lineRule="auto"/>
+      </w:pPr>
+      <w:r>
+        <w:rPr>
+          <w:rFonts w:ascii="Times New Roman" w:hAnsi="Times New Roman" w:eastAsia="Malgun Gothic"/>
+          <w:b/>
+          <w:i w:val="0"/>
+          <w:sz w:val="22"/>
+        </w:rPr>
+        <w:t xml:space="preserve">Ольга: </w:t>
+      </w:r>
+      <w:r>
+        <w:rPr>
+          <w:rFonts w:ascii="Times New Roman" w:hAnsi="Times New Roman" w:eastAsia="Malgun Gothic"/>
+          <w:b w:val="0"/>
+          <w:i w:val="0"/>
+          <w:sz w:val="22"/>
+        </w:rPr>
+        <w:t>Я не шучу. Я просто сказала это вслух, чтобы оно перестало меня пугать. Вы тоже попробуйте когда-нибудь.</w:t>
       </w:r>
     </w:p>
     <w:p>
@@ -1372,7 +1993,82 @@
           <w:i w:val="0"/>
           <w:sz w:val="22"/>
         </w:rPr>
-        <w:t xml:space="preserve"> Вот это уже сложнее.</w:t>
+        <w:t xml:space="preserve"> Вот это уже сложнее. </w:t>
+      </w:r>
+      <w:r>
+        <w:rPr>
+          <w:rFonts w:ascii="Times New Roman" w:hAnsi="Times New Roman" w:eastAsia="Malgun Gothic"/>
+          <w:b w:val="0"/>
+          <w:i/>
+          <w:color w:val="555555"/>
+          <w:sz w:val="22"/>
+        </w:rPr>
+        <w:t>(серьёзнее)</w:t>
+      </w:r>
+      <w:r>
+        <w:rPr>
+          <w:rFonts w:ascii="Times New Roman" w:hAnsi="Times New Roman" w:eastAsia="Malgun Gothic"/>
+          <w:b w:val="0"/>
+          <w:i w:val="0"/>
+          <w:sz w:val="22"/>
+        </w:rPr>
+        <w:t xml:space="preserve"> А с Михаилом Егоровичем что? Его не тронули?</w:t>
+      </w:r>
+    </w:p>
+    <w:p>
+      <w:pPr>
+        <w:spacing w:before="0" w:after="110" w:line="300" w:lineRule="auto"/>
+      </w:pPr>
+      <w:r>
+        <w:rPr>
+          <w:rFonts w:ascii="Times New Roman" w:hAnsi="Times New Roman" w:eastAsia="Malgun Gothic"/>
+          <w:b/>
+          <w:i w:val="0"/>
+          <w:sz w:val="22"/>
+        </w:rPr>
+        <w:t xml:space="preserve">Лёша: </w:t>
+      </w:r>
+      <w:r>
+        <w:rPr>
+          <w:rFonts w:ascii="Times New Roman" w:hAnsi="Times New Roman" w:eastAsia="Malgun Gothic"/>
+          <w:b w:val="0"/>
+          <w:i w:val="0"/>
+          <w:sz w:val="22"/>
+        </w:rPr>
+        <w:t>Не тронули. Его внук снял всё на телефон — сорок минут видео. Техника идёт прямо на людей, а вы стоите с определением суда в руках.</w:t>
+      </w:r>
+    </w:p>
+    <w:p>
+      <w:pPr>
+        <w:spacing w:before="0" w:after="110" w:line="300" w:lineRule="auto"/>
+      </w:pPr>
+      <w:r>
+        <w:rPr>
+          <w:rFonts w:ascii="Times New Roman" w:hAnsi="Times New Roman" w:eastAsia="Malgun Gothic"/>
+          <w:b/>
+          <w:i w:val="0"/>
+          <w:sz w:val="22"/>
+        </w:rPr>
+        <w:t xml:space="preserve">Ольга: </w:t>
+      </w:r>
+      <w:r>
+        <w:rPr>
+          <w:rFonts w:ascii="Times New Roman" w:hAnsi="Times New Roman" w:eastAsia="Malgun Gothic"/>
+          <w:b w:val="0"/>
+          <w:i/>
+          <w:color w:val="555555"/>
+          <w:sz w:val="22"/>
+        </w:rPr>
+        <w:t>(кивает)</w:t>
+      </w:r>
+      <w:r>
+        <w:rPr>
+          <w:rFonts w:ascii="Times New Roman" w:hAnsi="Times New Roman" w:eastAsia="Malgun Gothic"/>
+          <w:b w:val="0"/>
+          <w:i w:val="0"/>
+          <w:sz w:val="22"/>
+        </w:rPr>
+        <w:t xml:space="preserve"> Хорошо. Значит, стояли не зря.</w:t>
       </w:r>
     </w:p>
     <w:p>
@@ -1457,7 +2153,7 @@
           <w:i w:val="0"/>
           <w:sz w:val="22"/>
         </w:rPr>
-        <w:t>Уже есть интерес из-за рубежа. Мне писала журналистка из Германии, хочет взять комментарий.</w:t>
+        <w:t>Длинный. Редактор хотел «Бабушку-активистку задержали в тайге». Я пригрозила уволиться.</w:t>
       </w:r>
     </w:p>
     <w:p>
@@ -1480,7 +2176,7 @@
           <w:i w:val="0"/>
           <w:sz w:val="22"/>
         </w:rPr>
-        <w:t>Думаешь, это поможет?</w:t>
+        <w:t>Ольга Викторовна за «бабушку» тебя бы не простила.</w:t>
       </w:r>
     </w:p>
     <w:p>
@@ -1503,7 +2199,118 @@
           <w:i w:val="0"/>
           <w:sz w:val="22"/>
         </w:rPr>
+        <w:t xml:space="preserve">Я знаю. Поэтому и пригрозила. </w:t>
+      </w:r>
+      <w:r>
+        <w:rPr>
+          <w:rFonts w:ascii="Times New Roman" w:hAnsi="Times New Roman" w:eastAsia="Malgun Gothic"/>
+          <w:b w:val="0"/>
+          <w:i/>
+          <w:color w:val="555555"/>
+          <w:sz w:val="22"/>
+        </w:rPr>
+        <w:t>(серьёзно)</w:t>
+      </w:r>
+      <w:r>
+        <w:rPr>
+          <w:rFonts w:ascii="Times New Roman" w:hAnsi="Times New Roman" w:eastAsia="Malgun Gothic"/>
+          <w:b w:val="0"/>
+          <w:i w:val="0"/>
+          <w:sz w:val="22"/>
+        </w:rPr>
+        <w:t xml:space="preserve"> Уже есть интерес из-за рубежа. Мне писала журналистка из Германии, хочет взять комментарий.</w:t>
+      </w:r>
+    </w:p>
+    <w:p>
+      <w:pPr>
+        <w:spacing w:before="0" w:after="110" w:line="300" w:lineRule="auto"/>
+      </w:pPr>
+      <w:r>
+        <w:rPr>
+          <w:rFonts w:ascii="Times New Roman" w:hAnsi="Times New Roman" w:eastAsia="Malgun Gothic"/>
+          <w:b/>
+          <w:i w:val="0"/>
+          <w:sz w:val="22"/>
+        </w:rPr>
+        <w:t xml:space="preserve">Лёша: </w:t>
+      </w:r>
+      <w:r>
+        <w:rPr>
+          <w:rFonts w:ascii="Times New Roman" w:hAnsi="Times New Roman" w:eastAsia="Malgun Gothic"/>
+          <w:b w:val="0"/>
+          <w:i w:val="0"/>
+          <w:sz w:val="22"/>
+        </w:rPr>
+        <w:t>Думаешь, это поможет?</w:t>
+      </w:r>
+    </w:p>
+    <w:p>
+      <w:pPr>
+        <w:spacing w:before="0" w:after="110" w:line="300" w:lineRule="auto"/>
+      </w:pPr>
+      <w:r>
+        <w:rPr>
+          <w:rFonts w:ascii="Times New Roman" w:hAnsi="Times New Roman" w:eastAsia="Malgun Gothic"/>
+          <w:b/>
+          <w:i w:val="0"/>
+          <w:sz w:val="22"/>
+        </w:rPr>
+        <w:t xml:space="preserve">Дарья: </w:t>
+      </w:r>
+      <w:r>
+        <w:rPr>
+          <w:rFonts w:ascii="Times New Roman" w:hAnsi="Times New Roman" w:eastAsia="Malgun Gothic"/>
+          <w:b w:val="0"/>
+          <w:i w:val="0"/>
+          <w:sz w:val="22"/>
+        </w:rPr>
         <w:t>Международное внимание — не панацея, но оно усложняет задачу тем, кто хочет тихо замять дело. Чем громче об Ольге узнают за пределами страны, тем осторожнее будут вести себя здесь. Особенно завтра, в суде.</w:t>
+      </w:r>
+    </w:p>
+    <w:p>
+      <w:pPr>
+        <w:spacing w:before="0" w:after="110" w:line="300" w:lineRule="auto"/>
+      </w:pPr>
+      <w:r>
+        <w:rPr>
+          <w:rFonts w:ascii="Times New Roman" w:hAnsi="Times New Roman" w:eastAsia="Malgun Gothic"/>
+          <w:b/>
+          <w:i w:val="0"/>
+          <w:sz w:val="22"/>
+        </w:rPr>
+        <w:t xml:space="preserve">Лёша: </w:t>
+      </w:r>
+      <w:r>
+        <w:rPr>
+          <w:rFonts w:ascii="Times New Roman" w:hAnsi="Times New Roman" w:eastAsia="Malgun Gothic"/>
+          <w:b w:val="0"/>
+          <w:i w:val="0"/>
+          <w:sz w:val="22"/>
+        </w:rPr>
+        <w:t>Я боюсь, что шум их только разозлит. Что сделают показательный процесс.</w:t>
+      </w:r>
+    </w:p>
+    <w:p>
+      <w:pPr>
+        <w:spacing w:before="0" w:after="110" w:line="300" w:lineRule="auto"/>
+      </w:pPr>
+      <w:r>
+        <w:rPr>
+          <w:rFonts w:ascii="Times New Roman" w:hAnsi="Times New Roman" w:eastAsia="Malgun Gothic"/>
+          <w:b/>
+          <w:i w:val="0"/>
+          <w:sz w:val="22"/>
+        </w:rPr>
+        <w:t xml:space="preserve">Дарья: </w:t>
+      </w:r>
+      <w:r>
+        <w:rPr>
+          <w:rFonts w:ascii="Times New Roman" w:hAnsi="Times New Roman" w:eastAsia="Malgun Gothic"/>
+          <w:b w:val="0"/>
+          <w:i w:val="0"/>
+          <w:sz w:val="22"/>
+        </w:rPr>
+        <w:t>Разозлит. Но разозлённый чиновник, на которого смотрит Берлин, осторожнее, чем спокойный, на которого не смотрит никто.</w:t>
       </w:r>
     </w:p>
     <w:p>
@@ -1662,6 +2469,154 @@
     </w:p>
     <w:p>
       <w:pPr>
+        <w:spacing w:before="0" w:after="110" w:line="300" w:lineRule="auto"/>
+      </w:pPr>
+      <w:r>
+        <w:rPr>
+          <w:rFonts w:ascii="Times New Roman" w:hAnsi="Times New Roman" w:eastAsia="Malgun Gothic"/>
+          <w:b/>
+          <w:i w:val="0"/>
+          <w:sz w:val="22"/>
+        </w:rPr>
+        <w:t xml:space="preserve">Мюллер: </w:t>
+      </w:r>
+      <w:r>
+        <w:rPr>
+          <w:rFonts w:ascii="Times New Roman" w:hAnsi="Times New Roman" w:eastAsia="Malgun Gothic"/>
+          <w:b w:val="0"/>
+          <w:i w:val="0"/>
+          <w:sz w:val="22"/>
+        </w:rPr>
+        <w:t>Вы не боитесь, что после этого интервью вас назовут «иностранным агентом»?</w:t>
+      </w:r>
+    </w:p>
+    <w:p>
+      <w:pPr>
+        <w:spacing w:before="0" w:after="110" w:line="300" w:lineRule="auto"/>
+      </w:pPr>
+      <w:r>
+        <w:rPr>
+          <w:rFonts w:ascii="Times New Roman" w:hAnsi="Times New Roman" w:eastAsia="Malgun Gothic"/>
+          <w:b/>
+          <w:i w:val="0"/>
+          <w:sz w:val="22"/>
+        </w:rPr>
+        <w:t xml:space="preserve">Лёша: </w:t>
+      </w:r>
+      <w:r>
+        <w:rPr>
+          <w:rFonts w:ascii="Times New Roman" w:hAnsi="Times New Roman" w:eastAsia="Malgun Gothic"/>
+          <w:b w:val="0"/>
+          <w:i w:val="0"/>
+          <w:sz w:val="22"/>
+        </w:rPr>
+        <w:t>Боюсь. Но если за разговор о женщине, которая стояла на дороге с решением суда, меня назовут агентом, — это будет лучшая характеристика нашего правосудия, которую я могу дать.</w:t>
+      </w:r>
+    </w:p>
+    <w:p>
+      <w:pPr>
+        <w:spacing w:before="0" w:after="110" w:line="300" w:lineRule="auto"/>
+      </w:pPr>
+      <w:r>
+        <w:rPr>
+          <w:rFonts w:ascii="Times New Roman" w:hAnsi="Times New Roman" w:eastAsia="Malgun Gothic"/>
+          <w:b/>
+          <w:i w:val="0"/>
+          <w:sz w:val="22"/>
+        </w:rPr>
+        <w:t xml:space="preserve">Мюллер: </w:t>
+      </w:r>
+      <w:r>
+        <w:rPr>
+          <w:rFonts w:ascii="Times New Roman" w:hAnsi="Times New Roman" w:eastAsia="Malgun Gothic"/>
+          <w:b w:val="0"/>
+          <w:i/>
+          <w:color w:val="555555"/>
+          <w:sz w:val="22"/>
+        </w:rPr>
+        <w:t>(улыбается)</w:t>
+      </w:r>
+      <w:r>
+        <w:rPr>
+          <w:rFonts w:ascii="Times New Roman" w:hAnsi="Times New Roman" w:eastAsia="Malgun Gothic"/>
+          <w:b w:val="0"/>
+          <w:i w:val="0"/>
+          <w:sz w:val="22"/>
+        </w:rPr>
+        <w:t xml:space="preserve"> Это можно процитировать, герр Орлов?</w:t>
+      </w:r>
+    </w:p>
+    <w:p>
+      <w:pPr>
+        <w:spacing w:before="0" w:after="110" w:line="300" w:lineRule="auto"/>
+      </w:pPr>
+      <w:r>
+        <w:rPr>
+          <w:rFonts w:ascii="Times New Roman" w:hAnsi="Times New Roman" w:eastAsia="Malgun Gothic"/>
+          <w:b/>
+          <w:i w:val="0"/>
+          <w:sz w:val="22"/>
+        </w:rPr>
+        <w:t xml:space="preserve">Лёша: </w:t>
+      </w:r>
+      <w:r>
+        <w:rPr>
+          <w:rFonts w:ascii="Times New Roman" w:hAnsi="Times New Roman" w:eastAsia="Malgun Gothic"/>
+          <w:b w:val="0"/>
+          <w:i w:val="0"/>
+          <w:sz w:val="22"/>
+        </w:rPr>
+        <w:t>Можно. Только без «герр». Мне потом этим «герром» в каждой районной газете тыкать будут.</w:t>
+      </w:r>
+    </w:p>
+    <w:p>
+      <w:pPr>
+        <w:spacing w:before="0" w:after="110" w:line="300" w:lineRule="auto"/>
+      </w:pPr>
+      <w:r>
+        <w:rPr>
+          <w:rFonts w:ascii="Times New Roman" w:hAnsi="Times New Roman" w:eastAsia="Malgun Gothic"/>
+          <w:b/>
+          <w:i w:val="0"/>
+          <w:sz w:val="22"/>
+        </w:rPr>
+        <w:t xml:space="preserve">Мюллер: </w:t>
+      </w:r>
+      <w:r>
+        <w:rPr>
+          <w:rFonts w:ascii="Times New Roman" w:hAnsi="Times New Roman" w:eastAsia="Malgun Gothic"/>
+          <w:b w:val="0"/>
+          <w:i w:val="0"/>
+          <w:sz w:val="22"/>
+        </w:rPr>
+        <w:t>Договорились, господин Орлов.</w:t>
+      </w:r>
+    </w:p>
+    <w:p>
+      <w:pPr>
+        <w:spacing w:before="0" w:after="110" w:line="300" w:lineRule="auto"/>
+      </w:pPr>
+      <w:r>
+        <w:rPr>
+          <w:rFonts w:ascii="Times New Roman" w:hAnsi="Times New Roman" w:eastAsia="Malgun Gothic"/>
+          <w:b/>
+          <w:i w:val="0"/>
+          <w:sz w:val="22"/>
+        </w:rPr>
+        <w:t xml:space="preserve">Лёша: </w:t>
+      </w:r>
+      <w:r>
+        <w:rPr>
+          <w:rFonts w:ascii="Times New Roman" w:hAnsi="Times New Roman" w:eastAsia="Malgun Gothic"/>
+          <w:b w:val="0"/>
+          <w:i w:val="0"/>
+          <w:sz w:val="22"/>
+        </w:rPr>
+        <w:t>И напишите, пожалуйста, её полное имя: Ольга Викторовна Нестерова. В полицейской сводке его не было.</w:t>
+      </w:r>
+    </w:p>
+    <w:p>
+      <w:pPr>
         <w:keepNext/>
         <w:spacing w:before="320" w:after="140"/>
       </w:pPr>
@@ -1733,7 +2688,7 @@
           <w:i w:val="0"/>
           <w:sz w:val="22"/>
         </w:rPr>
-        <w:t xml:space="preserve">Судья: </w:t>
+        <w:t xml:space="preserve">Сапчин: </w:t>
       </w:r>
       <w:r>
         <w:rPr>
@@ -1742,7 +2697,7 @@
           <w:i w:val="0"/>
           <w:sz w:val="22"/>
         </w:rPr>
-        <w:t>Сторона обвинения, есть ли у вас данные о попытках давления на свидетелей?</w:t>
+        <w:t>Ваша честь, подозреваемая широко известна, у неё связи за рубежом. Сегодня о ней уже пишет иностранная пресса. Это само по себе говорит о возможностях давления.</w:t>
       </w:r>
     </w:p>
     <w:p>
@@ -1756,7 +2711,30 @@
           <w:i w:val="0"/>
           <w:sz w:val="22"/>
         </w:rPr>
-        <w:t xml:space="preserve">Сапчин: </w:t>
+        <w:t xml:space="preserve">Лёша: </w:t>
+      </w:r>
+      <w:r>
+        <w:rPr>
+          <w:rFonts w:ascii="Times New Roman" w:hAnsi="Times New Roman" w:eastAsia="Malgun Gothic"/>
+          <w:b w:val="0"/>
+          <w:i w:val="0"/>
+          <w:sz w:val="22"/>
+        </w:rPr>
+        <w:t>Ваша честь, если внимание прессы — основание для ареста, придётся арестовать половину депутатов. Моя подзащитная не звонила ни одному журналисту: она всё это время была в изоляторе.</w:t>
+      </w:r>
+    </w:p>
+    <w:p>
+      <w:pPr>
+        <w:spacing w:before="0" w:after="110" w:line="300" w:lineRule="auto"/>
+      </w:pPr>
+      <w:r>
+        <w:rPr>
+          <w:rFonts w:ascii="Times New Roman" w:hAnsi="Times New Roman" w:eastAsia="Malgun Gothic"/>
+          <w:b/>
+          <w:i w:val="0"/>
+          <w:sz w:val="22"/>
+        </w:rPr>
+        <w:t xml:space="preserve">Судья: </w:t>
       </w:r>
       <w:r>
         <w:rPr>
@@ -1766,7 +2744,7 @@
           <w:color w:val="555555"/>
           <w:sz w:val="22"/>
         </w:rPr>
-        <w:t>(пауза)</w:t>
+        <w:t>(сухо)</w:t>
       </w:r>
       <w:r>
         <w:rPr>
@@ -1775,7 +2753,7 @@
           <w:i w:val="0"/>
           <w:sz w:val="22"/>
         </w:rPr>
-        <w:t xml:space="preserve"> Данные собираются, Ваша честь.</w:t>
+        <w:t xml:space="preserve"> Сторона защиты, без публицистики.</w:t>
       </w:r>
     </w:p>
     <w:p>
@@ -1798,7 +2776,7 @@
           <w:i w:val="0"/>
           <w:sz w:val="22"/>
         </w:rPr>
-        <w:t>Ваша честь, прошу учесть и практику Верховного суда: заключение под стражу — исключительная мера. Сторона защиты просит домашний арест, с любыми ограничениями, которые суд сочтёт нужными.</w:t>
+        <w:t>Прошу прощения, Ваша честь.</w:t>
       </w:r>
     </w:p>
     <w:p>
@@ -1813,6 +2791,29 @@
           <w:sz w:val="22"/>
         </w:rPr>
         <w:t xml:space="preserve">Судья: </w:t>
+      </w:r>
+      <w:r>
+        <w:rPr>
+          <w:rFonts w:ascii="Times New Roman" w:hAnsi="Times New Roman" w:eastAsia="Malgun Gothic"/>
+          <w:b w:val="0"/>
+          <w:i w:val="0"/>
+          <w:sz w:val="22"/>
+        </w:rPr>
+        <w:t>Сторона обвинения, есть ли у вас данные о попытках давления на свидетелей?</w:t>
+      </w:r>
+    </w:p>
+    <w:p>
+      <w:pPr>
+        <w:spacing w:before="0" w:after="110" w:line="300" w:lineRule="auto"/>
+      </w:pPr>
+      <w:r>
+        <w:rPr>
+          <w:rFonts w:ascii="Times New Roman" w:hAnsi="Times New Roman" w:eastAsia="Malgun Gothic"/>
+          <w:b/>
+          <w:i w:val="0"/>
+          <w:sz w:val="22"/>
+        </w:rPr>
+        <w:t xml:space="preserve">Сапчин: </w:t>
       </w:r>
       <w:r>
         <w:rPr>
@@ -1822,7 +2823,7 @@
           <w:color w:val="555555"/>
           <w:sz w:val="22"/>
         </w:rPr>
-        <w:t>(после паузы)</w:t>
+        <w:t>(пауза)</w:t>
       </w:r>
       <w:r>
         <w:rPr>
@@ -1831,7 +2832,7 @@
           <w:i w:val="0"/>
           <w:sz w:val="22"/>
         </w:rPr>
-        <w:t xml:space="preserve"> Суд постановил: избрать в отношении Нестеровой Ольги Викторовны меру пресечения в виде домашнего ареста сроком на два месяца по месту жительства. Запретить покидать жилое помещение, пользоваться телефоном и интернетом, общаться с кем-либо, кроме защитника, следователя и контролирующего органа.</w:t>
+        <w:t xml:space="preserve"> Данные собираются, Ваша честь.</w:t>
       </w:r>
     </w:p>
     <w:p>
@@ -1845,7 +2846,30 @@
           <w:i w:val="0"/>
           <w:sz w:val="22"/>
         </w:rPr>
-        <w:t xml:space="preserve">Ольга: </w:t>
+        <w:t xml:space="preserve">Лёша: </w:t>
+      </w:r>
+      <w:r>
+        <w:rPr>
+          <w:rFonts w:ascii="Times New Roman" w:hAnsi="Times New Roman" w:eastAsia="Malgun Gothic"/>
+          <w:b w:val="0"/>
+          <w:i w:val="0"/>
+          <w:sz w:val="22"/>
+        </w:rPr>
+        <w:t>Ваша честь, прошу учесть и практику Верховного суда: заключение под стражу — исключительная мера. Сторона защиты просит домашний арест, с любыми ограничениями, которые суд сочтёт нужными.</w:t>
+      </w:r>
+    </w:p>
+    <w:p>
+      <w:pPr>
+        <w:spacing w:before="0" w:after="110" w:line="300" w:lineRule="auto"/>
+      </w:pPr>
+      <w:r>
+        <w:rPr>
+          <w:rFonts w:ascii="Times New Roman" w:hAnsi="Times New Roman" w:eastAsia="Malgun Gothic"/>
+          <w:b/>
+          <w:i w:val="0"/>
+          <w:sz w:val="22"/>
+        </w:rPr>
+        <w:t xml:space="preserve">Судья: </w:t>
       </w:r>
       <w:r>
         <w:rPr>
@@ -1855,7 +2879,7 @@
           <w:color w:val="555555"/>
           <w:sz w:val="22"/>
         </w:rPr>
-        <w:t>(тихо, Лёше)</w:t>
+        <w:t>(после паузы)</w:t>
       </w:r>
       <w:r>
         <w:rPr>
@@ -1864,7 +2888,7 @@
           <w:i w:val="0"/>
           <w:sz w:val="22"/>
         </w:rPr>
-        <w:t xml:space="preserve"> Кроме защитника. Значит, вам придётся звонить мне почаще.</w:t>
+        <w:t xml:space="preserve"> Суд постановил: избрать в отношении Нестеровой Ольги Викторовны меру пресечения в виде домашнего ареста сроком на два месяца по месту жительства. Запретить покидать жилое помещение, пользоваться телефоном и интернетом, общаться с кем-либо, кроме защитника, следователя и контролирующего органа.</w:t>
       </w:r>
     </w:p>
     <w:p>
@@ -1878,7 +2902,7 @@
           <w:i w:val="0"/>
           <w:sz w:val="22"/>
         </w:rPr>
-        <w:t xml:space="preserve">Лёша: </w:t>
+        <w:t xml:space="preserve">Ольга: </w:t>
       </w:r>
       <w:r>
         <w:rPr>
@@ -1888,7 +2912,7 @@
           <w:color w:val="555555"/>
           <w:sz w:val="22"/>
         </w:rPr>
-        <w:t>(тихо)</w:t>
+        <w:t>(тихо, Лёше)</w:t>
       </w:r>
       <w:r>
         <w:rPr>
@@ -1897,7 +2921,152 @@
           <w:i w:val="0"/>
           <w:sz w:val="22"/>
         </w:rPr>
+        <w:t xml:space="preserve"> Кроме защитника. Значит, вам придётся звонить мне почаще.</w:t>
+      </w:r>
+    </w:p>
+    <w:p>
+      <w:pPr>
+        <w:spacing w:before="0" w:after="110" w:line="300" w:lineRule="auto"/>
+      </w:pPr>
+      <w:r>
+        <w:rPr>
+          <w:rFonts w:ascii="Times New Roman" w:hAnsi="Times New Roman" w:eastAsia="Malgun Gothic"/>
+          <w:b/>
+          <w:i w:val="0"/>
+          <w:sz w:val="22"/>
+        </w:rPr>
+        <w:t xml:space="preserve">Лёша: </w:t>
+      </w:r>
+      <w:r>
+        <w:rPr>
+          <w:rFonts w:ascii="Times New Roman" w:hAnsi="Times New Roman" w:eastAsia="Malgun Gothic"/>
+          <w:b w:val="0"/>
+          <w:i/>
+          <w:color w:val="555555"/>
+          <w:sz w:val="22"/>
+        </w:rPr>
+        <w:t>(тихо)</w:t>
+      </w:r>
+      <w:r>
+        <w:rPr>
+          <w:rFonts w:ascii="Times New Roman" w:hAnsi="Times New Roman" w:eastAsia="Malgun Gothic"/>
+          <w:b w:val="0"/>
+          <w:i w:val="0"/>
+          <w:sz w:val="22"/>
+        </w:rPr>
         <w:t xml:space="preserve"> Каждый день. Это единственная линия, которую они не могут перерезать.</w:t>
+      </w:r>
+    </w:p>
+    <w:p>
+      <w:pPr>
+        <w:spacing w:before="0" w:after="110" w:line="300" w:lineRule="auto"/>
+      </w:pPr>
+      <w:r>
+        <w:rPr>
+          <w:rFonts w:ascii="Times New Roman" w:hAnsi="Times New Roman" w:eastAsia="Malgun Gothic"/>
+          <w:b/>
+          <w:i w:val="0"/>
+          <w:sz w:val="22"/>
+        </w:rPr>
+        <w:t xml:space="preserve">Сапчин: </w:t>
+      </w:r>
+      <w:r>
+        <w:rPr>
+          <w:rFonts w:ascii="Times New Roman" w:hAnsi="Times New Roman" w:eastAsia="Malgun Gothic"/>
+          <w:b w:val="0"/>
+          <w:i/>
+          <w:color w:val="555555"/>
+          <w:sz w:val="22"/>
+        </w:rPr>
+        <w:t>(собирая бумаги, вполголоса)</w:t>
+      </w:r>
+      <w:r>
+        <w:rPr>
+          <w:rFonts w:ascii="Times New Roman" w:hAnsi="Times New Roman" w:eastAsia="Malgun Gothic"/>
+          <w:b w:val="0"/>
+          <w:i w:val="0"/>
+          <w:sz w:val="22"/>
+        </w:rPr>
+        <w:t xml:space="preserve"> Два месяца, Орлов. Потом поговорим снова.</w:t>
+      </w:r>
+    </w:p>
+    <w:p>
+      <w:pPr>
+        <w:spacing w:before="0" w:after="110" w:line="300" w:lineRule="auto"/>
+      </w:pPr>
+      <w:r>
+        <w:rPr>
+          <w:rFonts w:ascii="Times New Roman" w:hAnsi="Times New Roman" w:eastAsia="Malgun Gothic"/>
+          <w:b/>
+          <w:i w:val="0"/>
+          <w:sz w:val="22"/>
+        </w:rPr>
+        <w:t xml:space="preserve">Лёша: </w:t>
+      </w:r>
+      <w:r>
+        <w:rPr>
+          <w:rFonts w:ascii="Times New Roman" w:hAnsi="Times New Roman" w:eastAsia="Malgun Gothic"/>
+          <w:b w:val="0"/>
+          <w:i w:val="0"/>
+          <w:sz w:val="22"/>
+        </w:rPr>
+        <w:t>Поговорим. Я никуда не денусь.</w:t>
+      </w:r>
+    </w:p>
+    <w:p>
+      <w:pPr>
+        <w:spacing w:before="0" w:after="110" w:line="300" w:lineRule="auto"/>
+      </w:pPr>
+      <w:r>
+        <w:rPr>
+          <w:rFonts w:ascii="Times New Roman" w:hAnsi="Times New Roman" w:eastAsia="Malgun Gothic"/>
+          <w:b/>
+          <w:i w:val="0"/>
+          <w:sz w:val="22"/>
+        </w:rPr>
+        <w:t xml:space="preserve">Ольга: </w:t>
+      </w:r>
+      <w:r>
+        <w:rPr>
+          <w:rFonts w:ascii="Times New Roman" w:hAnsi="Times New Roman" w:eastAsia="Malgun Gothic"/>
+          <w:b w:val="0"/>
+          <w:i/>
+          <w:color w:val="555555"/>
+          <w:sz w:val="22"/>
+        </w:rPr>
+        <w:t>(когда Сапчин отходит)</w:t>
+      </w:r>
+      <w:r>
+        <w:rPr>
+          <w:rFonts w:ascii="Times New Roman" w:hAnsi="Times New Roman" w:eastAsia="Malgun Gothic"/>
+          <w:b w:val="0"/>
+          <w:i w:val="0"/>
+          <w:sz w:val="22"/>
+        </w:rPr>
+        <w:t xml:space="preserve"> А я уже приготовилась к СИЗО. Даже зубную щётку в карман положила.</w:t>
+      </w:r>
+    </w:p>
+    <w:p>
+      <w:pPr>
+        <w:spacing w:before="0" w:after="110" w:line="300" w:lineRule="auto"/>
+      </w:pPr>
+      <w:r>
+        <w:rPr>
+          <w:rFonts w:ascii="Times New Roman" w:hAnsi="Times New Roman" w:eastAsia="Malgun Gothic"/>
+          <w:b/>
+          <w:i w:val="0"/>
+          <w:sz w:val="22"/>
+        </w:rPr>
+        <w:t xml:space="preserve">Лёша: </w:t>
+      </w:r>
+      <w:r>
+        <w:rPr>
+          <w:rFonts w:ascii="Times New Roman" w:hAnsi="Times New Roman" w:eastAsia="Malgun Gothic"/>
+          <w:b w:val="0"/>
+          <w:i w:val="0"/>
+          <w:sz w:val="22"/>
+        </w:rPr>
+        <w:t>Пусть там и лежит. До конца дела.</w:t>
       </w:r>
     </w:p>
     <w:p>
@@ -2074,7 +3243,132 @@
           <w:i w:val="0"/>
           <w:sz w:val="22"/>
         </w:rPr>
+        <w:t>Ты говоришь, как она.</w:t>
+      </w:r>
+    </w:p>
+    <w:p>
+      <w:pPr>
+        <w:spacing w:before="0" w:after="110" w:line="300" w:lineRule="auto"/>
+      </w:pPr>
+      <w:r>
+        <w:rPr>
+          <w:rFonts w:ascii="Times New Roman" w:hAnsi="Times New Roman" w:eastAsia="Malgun Gothic"/>
+          <w:b/>
+          <w:i w:val="0"/>
+          <w:sz w:val="22"/>
+        </w:rPr>
+        <w:t xml:space="preserve">Лёша: </w:t>
+      </w:r>
+      <w:r>
+        <w:rPr>
+          <w:rFonts w:ascii="Times New Roman" w:hAnsi="Times New Roman" w:eastAsia="Malgun Gothic"/>
+          <w:b w:val="0"/>
+          <w:i w:val="0"/>
+          <w:sz w:val="22"/>
+        </w:rPr>
+        <w:t>Я у неё учился. Она просто об этом не знала.</w:t>
+      </w:r>
+    </w:p>
+    <w:p>
+      <w:pPr>
+        <w:spacing w:before="0" w:after="110" w:line="300" w:lineRule="auto"/>
+      </w:pPr>
+      <w:r>
+        <w:rPr>
+          <w:rFonts w:ascii="Times New Roman" w:hAnsi="Times New Roman" w:eastAsia="Malgun Gothic"/>
+          <w:b/>
+          <w:i w:val="0"/>
+          <w:sz w:val="22"/>
+        </w:rPr>
+        <w:t xml:space="preserve">Дарья: </w:t>
+      </w:r>
+      <w:r>
+        <w:rPr>
+          <w:rFonts w:ascii="Times New Roman" w:hAnsi="Times New Roman" w:eastAsia="Malgun Gothic"/>
+          <w:b w:val="0"/>
+          <w:i w:val="0"/>
+          <w:sz w:val="22"/>
+        </w:rPr>
         <w:t>Тогда будем говорить ещё громче.</w:t>
+      </w:r>
+    </w:p>
+    <w:p>
+      <w:pPr>
+        <w:spacing w:before="0" w:after="110" w:line="300" w:lineRule="auto"/>
+      </w:pPr>
+      <w:r>
+        <w:rPr>
+          <w:rFonts w:ascii="Times New Roman" w:hAnsi="Times New Roman" w:eastAsia="Malgun Gothic"/>
+          <w:b/>
+          <w:i w:val="0"/>
+          <w:sz w:val="22"/>
+        </w:rPr>
+        <w:t xml:space="preserve">Лёша: </w:t>
+      </w:r>
+      <w:r>
+        <w:rPr>
+          <w:rFonts w:ascii="Times New Roman" w:hAnsi="Times New Roman" w:eastAsia="Malgun Gothic"/>
+          <w:b w:val="0"/>
+          <w:i/>
+          <w:color w:val="555555"/>
+          <w:sz w:val="22"/>
+        </w:rPr>
+        <w:t>(смотрит на окна суда)</w:t>
+      </w:r>
+      <w:r>
+        <w:rPr>
+          <w:rFonts w:ascii="Times New Roman" w:hAnsi="Times New Roman" w:eastAsia="Malgun Gothic"/>
+          <w:b w:val="0"/>
+          <w:i w:val="0"/>
+          <w:sz w:val="22"/>
+        </w:rPr>
+        <w:t xml:space="preserve"> Завтра утром я еду в Тайболу. Хочу своими глазами увидеть, что техника сделала с лесом у кладбища. Для суда нужно не только видео.</w:t>
+      </w:r>
+    </w:p>
+    <w:p>
+      <w:pPr>
+        <w:spacing w:before="0" w:after="110" w:line="300" w:lineRule="auto"/>
+      </w:pPr>
+      <w:r>
+        <w:rPr>
+          <w:rFonts w:ascii="Times New Roman" w:hAnsi="Times New Roman" w:eastAsia="Malgun Gothic"/>
+          <w:b/>
+          <w:i w:val="0"/>
+          <w:sz w:val="22"/>
+        </w:rPr>
+        <w:t xml:space="preserve">Дарья: </w:t>
+      </w:r>
+      <w:r>
+        <w:rPr>
+          <w:rFonts w:ascii="Times New Roman" w:hAnsi="Times New Roman" w:eastAsia="Malgun Gothic"/>
+          <w:b w:val="0"/>
+          <w:i w:val="0"/>
+          <w:sz w:val="22"/>
+        </w:rPr>
+        <w:t>Я с тобой. С камерой.</w:t>
+      </w:r>
+    </w:p>
+    <w:p>
+      <w:pPr>
+        <w:spacing w:before="0" w:after="110" w:line="300" w:lineRule="auto"/>
+      </w:pPr>
+      <w:r>
+        <w:rPr>
+          <w:rFonts w:ascii="Times New Roman" w:hAnsi="Times New Roman" w:eastAsia="Malgun Gothic"/>
+          <w:b/>
+          <w:i w:val="0"/>
+          <w:sz w:val="22"/>
+        </w:rPr>
+        <w:t xml:space="preserve">Лёша: </w:t>
+      </w:r>
+      <w:r>
+        <w:rPr>
+          <w:rFonts w:ascii="Times New Roman" w:hAnsi="Times New Roman" w:eastAsia="Malgun Gothic"/>
+          <w:b w:val="0"/>
+          <w:i w:val="0"/>
+          <w:sz w:val="22"/>
+        </w:rPr>
+        <w:t>С камерой. И с тёплыми носками — там холоднее, чем здесь.</w:t>
       </w:r>
     </w:p>
     <w:p>

--- a/러시아 인권변호사/2부/2부_6화_올가의_구금.docx
+++ b/러시아 인권변호사/2부/2부_6화_올가의_구금.docx
@@ -3407,7 +3407,7 @@
           <w:i w:val="0"/>
           <w:sz w:val="22"/>
         </w:rPr>
-        <w:t xml:space="preserve"> — 한국어 해설: 비코프가 숨진 바로 그 구치소로 가게 될지도 모른다는 말을 듣고 올가가 담담하게 인용한다. 소수민족 촐칸족과 함께 도로에 섰던 자신의 선택을, 고난을 겪는 사람들 곁에 끝까지 남겠다는 아흐마토바의 태도에 겹쳐 놓는다 (장면 6).</w:t>
+        <w:t xml:space="preserve"> — 한국어 해설: 비코프가 갇혀 있던 바로 그 구치소로 가게 될지도 모른다는 말을 듣고 올가가 담담하게 인용한다. 소수민족 촐칸족과 함께 도로에 섰던 자신의 선택을, 고난을 겪는 사람들 곁에 끝까지 남겠다는 아흐마토바의 태도에 겹쳐 놓는다 (장면 6).</w:t>
       </w:r>
     </w:p>
     <w:p>

--- a/러시아 인권변호사/2부/2부_6화_올가의_구금.docx
+++ b/러시아 인권변호사/2부/2부_6화_올가의_구금.docx
@@ -2674,7 +2674,7 @@
           <w:i w:val="0"/>
           <w:sz w:val="22"/>
         </w:rPr>
-        <w:t>Ваша честь, моей подзащитной шестьдесят с лишним лет, у неё постоянное место жительства в Новокруцке, она ни разу не привлекалась к уголовной ответственности. Она сама стояла на дороге и сама дождалась полиции. Люди, которые собираются скрыться, так себя не ведут.</w:t>
+        <w:t>Ваша честь, моей подзащитной шестьдесят с лишним лет, она зарегистрирована по месту жительства в Новокруцке — в съёмной квартире, она ни разу не привлекалась к уголовной ответственности. Она сама стояла на дороге и сама дождалась полиции. Люди, которые собираются скрыться, так себя не ведут.</w:t>
       </w:r>
     </w:p>
     <w:p>
